--- a/cases/roofline-call/published/Roofline Call - Case Study.docx
+++ b/cases/roofline-call/published/Roofline Call - Case Study.docx
@@ -82,112 +82,187 @@
     </w:p>
     <w:p>
       <w:r>
-        <w:t xml:space="preserve">The job is a single rectangular addition, </w:t>
+        <w:t xml:space="preserve">A framing plan is a handoff, not a picture. What Colton actually sends to the truss shop is a set of rafter lengths and cut angles the crew can lay out on real lumber with a </w:t>
       </w:r>
       <w:r>
         <w:rPr>
           <w:b/>
           <w:bCs/>
         </w:rPr>
-        <w:t xml:space="preserve">24 feet wide by 52 feet long</w:t>
-      </w:r>
-      <w:r>
-        <w:t xml:space="preserve">, framed at a </w:t>
+        <w:t xml:space="preserve">speed square</w:t>
+      </w:r>
+      <w:r>
+        <w:t xml:space="preserve"> — a triangular layout tool with degree markings and a built-in rafter scale (invented by Albert Swanson in 1925 and still standard on every job site) that lets a carpenter align a pitch number, scribe one line, and repeat that exact mark down eighty rafters without measuring an angle twice. A </w:t>
       </w:r>
       <w:r>
         <w:rPr>
           <w:b/>
           <w:bCs/>
         </w:rPr>
-        <w:t xml:space="preserve">6-in-12 roof pitch</w:t>
-      </w:r>
-      <w:r>
-        <w:t xml:space="preserve"> (a rise of 6 inches for every 12 inches of horizontal run) on both roof options under consideration, so the comparison isn't muddied by two different slopes (SEE APPENDIX B). Two roof plans are on the table for the same footprint.</w:t>
-      </w:r>
-    </w:p>
-    <w:p>
+        <w:t xml:space="preserve">common rafter</w:t>
+      </w:r>
+      <w:r>
+        <w:t xml:space="preserve">'s cuts — the </w:t>
+      </w:r>
       <w:r>
         <w:rPr>
           <w:b/>
           <w:bCs/>
         </w:rPr>
-        <w:t xml:space="preserve">The Gable Line</w:t>
-      </w:r>
-      <w:r>
-        <w:t xml:space="preserve"> frames the roof as two planes meeting at one long ridge that runs the full 52-foot length of the building. Every rafter is a </w:t>
+        <w:t xml:space="preserve">birdsmouth</w:t>
+      </w:r>
+      <w:r>
+        <w:t xml:space="preserve"> seat cut at the eave and the plumb cut at the ridge — are both single-bevel cuts: one angle, marked once, cut the same way on every rafter in the run. A </w:t>
       </w:r>
       <w:r>
         <w:rPr>
           <w:b/>
           <w:bCs/>
         </w:rPr>
-        <w:t xml:space="preserve">common rafter</w:t>
-      </w:r>
-      <w:r>
-        <w:t xml:space="preserve"> — same length, same single angle cut at the eave (a birdsmouth seat cut) and the same single angle cut at the ridge, repeated down the whole run. No compound angles anywhere on this plan.</w:t>
-      </w:r>
-    </w:p>
-    <w:p>
+        <w:t xml:space="preserve">hip</w:t>
+      </w:r>
+      <w:r>
+        <w:t xml:space="preserve"> or </w:t>
+      </w:r>
       <w:r>
         <w:rPr>
           <w:b/>
           <w:bCs/>
         </w:rPr>
-        <w:t xml:space="preserve">The Hip Wrap</w:t>
-      </w:r>
-      <w:r>
-        <w:t xml:space="preserve"> frames the roof as four planes: the two long sides still carry common rafters, but each end of the building is capped by a hip roof — four </w:t>
+        <w:t xml:space="preserve">jack rafter</w:t>
+      </w:r>
+      <w:r>
+        <w:t xml:space="preserve">'s cut is a </w:t>
       </w:r>
       <w:r>
         <w:rPr>
           <w:b/>
           <w:bCs/>
         </w:rPr>
-        <w:t xml:space="preserve">hip rafters</w:t>
-      </w:r>
-      <w:r>
-        <w:t xml:space="preserve"> running diagonally from each corner up to the ends of a shortened ridge, filled in by a run of </w:t>
+        <w:t xml:space="preserve">compound angle</w:t>
+      </w:r>
+      <w:r>
+        <w:t xml:space="preserve">: two bevels laid out at once (the plumb cut and a second "cheek" cut across the board's face), because the rafter is climbing the roof slope </w:t>
+      </w:r>
+      <w:r>
+        <w:rPr>
+          <w:i/>
+          <w:iCs/>
+        </w:rPr>
+        <w:t xml:space="preserve">and</w:t>
+      </w:r>
+      <w:r>
+        <w:t xml:space="preserve"> crossing the building corner at 45 degrees at the same time. That second bevel can't be read off a speed square the way a common rafter's single angle can — it has to be laid out with a hip-valley scale or a saw set to two angles simultaneously, then test-fit before the final cut. That is the real reason a compound cut takes a crew longer per rafter than a simple one: not that the wood is harder to cut, but that marking the cut correctly the first time takes more setup, more checking, and more chances to have to re-mark it.</w:t>
+      </w:r>
+    </w:p>
+    <w:p>
+      <w:r>
+        <w:t xml:space="preserve">The job is a single rectangular addition, </w:t>
       </w:r>
       <w:r>
         <w:rPr>
           <w:b/>
           <w:bCs/>
         </w:rPr>
-        <w:t xml:space="preserve">jack rafters</w:t>
-      </w:r>
-      <w:r>
-        <w:t xml:space="preserve"> that get shorter and shorter as they approach each corner. Every hip and every jack rafter needs a </w:t>
+        <w:t xml:space="preserve">24 feet wide by 52 feet long</w:t>
+      </w:r>
+      <w:r>
+        <w:t xml:space="preserve"> — one uninterrupted rectangle in plan, no wings, no offsets, no jogs in the exterior wall — framed at a </w:t>
       </w:r>
       <w:r>
         <w:rPr>
           <w:b/>
           <w:bCs/>
         </w:rPr>
-        <w:t xml:space="preserve">compound-angle cut</w:t>
-      </w:r>
-      <w:r>
-        <w:t xml:space="preserve"> — two bevels marked at once, not one — because the rafter isn't just climbing the roof slope, it's also crossing the building at 45 degrees in plan.</w:t>
-      </w:r>
-    </w:p>
-    <w:p>
-      <w:r>
-        <w:t xml:space="preserve">Both plans use the same </w:t>
-      </w:r>
+        <w:t xml:space="preserve">6-in-12 roof pitch</w:t>
+      </w:r>
+      <w:r>
+        <w:t xml:space="preserve"> (a rise of 6 inches for every 12 inches of horizontal run) on both roof options under consideration, so the comparison isn't muddied by two different slopes (SEE APPENDIX B). Two roof plans are on the table for the same footprint.</w:t>
+      </w:r>
+    </w:p>
+    <w:p>
       <w:r>
         <w:rPr>
           <w:b/>
           <w:bCs/>
         </w:rPr>
-        <w:t xml:space="preserve">2-inch by 8-inch dimension lumber</w:t>
-      </w:r>
-      <w:r>
-        <w:t xml:space="preserve">, spaced </w:t>
+        <w:t xml:space="preserve">The Gable Line</w:t>
+      </w:r>
+      <w:r>
+        <w:t xml:space="preserve"> frames the roof as two planes meeting at one long ridge that runs the full 52-foot length of the building. Every rafter is a </w:t>
       </w:r>
       <w:r>
         <w:rPr>
           <w:b/>
           <w:bCs/>
         </w:rPr>
+        <w:t xml:space="preserve">common rafter</w:t>
+      </w:r>
+      <w:r>
+        <w:t xml:space="preserve"> — same length, same single angle cut at the eave (a birdsmouth seat cut) and the same single angle cut at the ridge, repeated down the whole run. No compound angles anywhere on this plan.</w:t>
+      </w:r>
+    </w:p>
+    <w:p>
+      <w:r>
+        <w:rPr>
+          <w:b/>
+          <w:bCs/>
+        </w:rPr>
+        <w:t xml:space="preserve">The Hip Wrap</w:t>
+      </w:r>
+      <w:r>
+        <w:t xml:space="preserve"> frames the roof as four planes: the two long sides still carry common rafters, but each end of the building is capped by a hip roof — four </w:t>
+      </w:r>
+      <w:r>
+        <w:rPr>
+          <w:b/>
+          <w:bCs/>
+        </w:rPr>
+        <w:t xml:space="preserve">hip rafters</w:t>
+      </w:r>
+      <w:r>
+        <w:t xml:space="preserve"> running diagonally from each corner up to the ends of a shortened ridge, filled in by a run of </w:t>
+      </w:r>
+      <w:r>
+        <w:rPr>
+          <w:b/>
+          <w:bCs/>
+        </w:rPr>
+        <w:t xml:space="preserve">jack rafters</w:t>
+      </w:r>
+      <w:r>
+        <w:t xml:space="preserve"> that get shorter and shorter as they approach each corner. Every hip and every jack rafter needs a </w:t>
+      </w:r>
+      <w:r>
+        <w:rPr>
+          <w:b/>
+          <w:bCs/>
+        </w:rPr>
+        <w:t xml:space="preserve">compound-angle cut</w:t>
+      </w:r>
+      <w:r>
+        <w:t xml:space="preserve"> — two bevels marked at once, not one — because the rafter isn't just climbing the roof slope, it's also crossing the building at 45 degrees in plan.</w:t>
+      </w:r>
+    </w:p>
+    <w:p>
+      <w:r>
+        <w:t xml:space="preserve">Both plans use the same </w:t>
+      </w:r>
+      <w:r>
+        <w:rPr>
+          <w:b/>
+          <w:bCs/>
+        </w:rPr>
+        <w:t xml:space="preserve">2-inch by 8-inch dimension lumber</w:t>
+      </w:r>
+      <w:r>
+        <w:t xml:space="preserve">, spaced </w:t>
+      </w:r>
+      <w:r>
+        <w:rPr>
+          <w:b/>
+          <w:bCs/>
+        </w:rPr>
         <w:t xml:space="preserve">16 inches on center</w:t>
       </w:r>
       <w:r>
@@ -196,7 +271,17 @@
     </w:p>
     <w:p>
       <w:r>
-        <w:t xml:space="preserve">The client's email is the only real pressure driving Option B: a hip roof sheds wind and rain off every wall instead of concentrating it at two gable ends, and it's the look they specifically asked for. Whether that's worth what the compound cuts actually cost — in lumber, and in the crew's time — is the number Colton has to work out and defend before the truss shop cutoff. All figures in this case are sourced in APPENDIX F, or stated as an explicit modeling assumption in APPENDIX E where no public figure exists. The vocabulary and the "how to…" skills this case will ask of you are listed in APPENDIX H — that is where Challenge 1 sends you. (SEE APPENDIX G for further reading on roof framing and hip-roof geometry.)</w:t>
+        <w:t xml:space="preserve">The client's email is the only real pressure driving Option B: a hip roof sheds wind and rain off every wall instead of concentrating it at two gable ends, and it's the look they specifically asked for. The mechanism is simple geometry, not opinion — a gable roof only slopes over its two long walls; the two short </w:t>
+      </w:r>
+      <w:r>
+        <w:rPr>
+          <w:b/>
+          <w:bCs/>
+        </w:rPr>
+        <w:t xml:space="preserve">eave</w:t>
+      </w:r>
+      <w:r>
+        <w:t xml:space="preserve">-less end walls run straight up to the ridge with no roof plane above them at all, so wind-driven rain hits those walls directly. A hip roof wraps all four walls in a sloped plane, so every wall — including both ends — sits under its own eave. Whether that's worth what the compound cuts actually cost — in lumber, and in the crew's time — is the number Colton has to work out and defend before the truss shop cutoff. All figures in this case are sourced in APPENDIX F, or stated as an explicit modeling assumption in APPENDIX E where no public figure exists. The vocabulary and the "how to…" skills this case will ask of you are listed in APPENDIX H — that is where Challenge 1 sends you. (SEE APPENDIX G for further reading on roof framing and hip-roof geometry.)</w:t>
       </w:r>
     </w:p>
     <w:p>
@@ -1461,7 +1546,7 @@
             <w:r>
               <w:t xml:space="preserve">mycarpentry.com, "Rafter Span Tables" (</w:t>
             </w:r>
-            <w:hyperlink w:history="1" r:id="rIdc7k-vr2n5shctt4hrzxbu">
+            <w:hyperlink w:history="1" r:id="rId2yp952zjdtgdy-mac-azy">
               <w:r>
                 <w:rPr>
                   <w:rStyle w:val="Hyperlink"/>
@@ -1534,7 +1619,7 @@
             <w:r>
               <w:t xml:space="preserve">NAHB, "Framing Lumber Prices" (Madison's Lumber Price Index, as republished by the National Association of Home Builders) (</w:t>
             </w:r>
-            <w:hyperlink w:history="1" r:id="rId0t_jkgp9sao-susrvg4x_">
+            <w:hyperlink w:history="1" r:id="rId5rtimwbsyalzivfa48thv">
               <w:r>
                 <w:rPr>
                   <w:rStyle w:val="Hyperlink"/>
@@ -1607,7 +1692,7 @@
             <w:r>
               <w:t xml:space="preserve">U.S. Bureau of Labor Statistics, Occupational Outlook Handbook, "Carpenters" (</w:t>
             </w:r>
-            <w:hyperlink w:history="1" r:id="rIdhm_vzgbtp1cnh7lghk5xp">
+            <w:hyperlink w:history="1" r:id="rIdkwzoioyv7vawtn8zc6vv0">
               <w:r>
                 <w:rPr>
                   <w:rStyle w:val="Hyperlink"/>
@@ -1664,7 +1749,7 @@
       <w:r>
         <w:t xml:space="preserve">- </w:t>
       </w:r>
-      <w:hyperlink w:history="1" r:id="rIdmydbltuzntwto3ahdtdi8">
+      <w:hyperlink w:history="1" r:id="rIdhyr5j4hwwm_fyub3wvg0e">
         <w:r>
           <w:rPr>
             <w:rStyle w:val="Hyperlink"/>
@@ -1683,7 +1768,7 @@
       <w:r>
         <w:t xml:space="preserve">- </w:t>
       </w:r>
-      <w:hyperlink w:history="1" r:id="rIdm8h8kbcxphhy7v39hnxqd">
+      <w:hyperlink w:history="1" r:id="rIdwe-cojkjolhb6evh67ygu">
         <w:r>
           <w:rPr>
             <w:rStyle w:val="Hyperlink"/>
@@ -1702,7 +1787,45 @@
       <w:r>
         <w:t xml:space="preserve">- </w:t>
       </w:r>
-      <w:hyperlink w:history="1" r:id="rIdo_5nu2zur54rjz_cw0kv-">
+      <w:hyperlink w:history="1" r:id="rIdubtq88aqoknttgxbowioi">
+        <w:r>
+          <w:rPr>
+            <w:rStyle w:val="Hyperlink"/>
+          </w:rPr>
+          <w:t xml:space="preserve">Speed square — Wikipedia</w:t>
+        </w:r>
+      </w:hyperlink>
+      <w:r>
+        <w:t xml:space="preserve"> — the triangular rafter-layout tool referenced throughout this case's Background; how its pitch scale turns a repeated common-rafter cut into a fast, one-line-per-rafter operation.</w:t>
+      </w:r>
+    </w:p>
+    <w:p>
+      <w:pPr>
+        <w:ind w:left="360"/>
+      </w:pPr>
+      <w:r>
+        <w:t xml:space="preserve">- </w:t>
+      </w:r>
+      <w:hyperlink w:history="1" r:id="rIdkkxpd3xptsey2bqjxh5nr">
+        <w:r>
+          <w:rPr>
+            <w:rStyle w:val="Hyperlink"/>
+          </w:rPr>
+          <w:t xml:space="preserve">Birdsmouth joint — Wikipedia</w:t>
+        </w:r>
+      </w:hyperlink>
+      <w:r>
+        <w:t xml:space="preserve"> — the seat-cut-plus-heel-cut notch every common rafter in both options needs at the eave.</w:t>
+      </w:r>
+    </w:p>
+    <w:p>
+      <w:pPr>
+        <w:ind w:left="360"/>
+      </w:pPr>
+      <w:r>
+        <w:t xml:space="preserve">- </w:t>
+      </w:r>
+      <w:hyperlink w:history="1" r:id="rIdyutkn15qzskvet8yi17pf">
         <w:r>
           <w:rPr>
             <w:rStyle w:val="Hyperlink"/>
@@ -1721,7 +1844,26 @@
       <w:r>
         <w:t xml:space="preserve">- </w:t>
       </w:r>
-      <w:hyperlink w:history="1" r:id="rIdbdpjygnkhluth0kjnc5-5">
+      <w:hyperlink w:history="1" r:id="rId8m4vy3d3yxgzjhq-aj8yp">
+        <w:r>
+          <w:rPr>
+            <w:rStyle w:val="Hyperlink"/>
+          </w:rPr>
+          <w:t xml:space="preserve">Hip-Roof Framing Made Easier — Fine Homebuilding</w:t>
+        </w:r>
+      </w:hyperlink>
+      <w:r>
+        <w:t xml:space="preserve"> — a working carpenter's account of laying out the compound angles a hip roof's hip and jack rafters actually require.</w:t>
+      </w:r>
+    </w:p>
+    <w:p>
+      <w:pPr>
+        <w:ind w:left="360"/>
+      </w:pPr>
+      <w:r>
+        <w:t xml:space="preserve">- </w:t>
+      </w:r>
+      <w:hyperlink w:history="1" r:id="rIdtqbkp2bukvjbvmr2o4tge">
         <w:r>
           <w:rPr>
             <w:rStyle w:val="Hyperlink"/>
